--- a/klagomål/A 3527-2026 FSC-klagomål.docx
+++ b/klagomål/A 3527-2026 FSC-klagomål.docx
@@ -787,7 +787,7 @@
     <w:r>
       <w:tab/>
       <w:tab/>
-      <w:t>2026-01-21</w:t>
+      <w:t>2026-01-23</w:t>
       <w:br/>
       <w:br/>
     </w:r>

--- a/klagomål/A 3527-2026 FSC-klagomål.docx
+++ b/klagomål/A 3527-2026 FSC-klagomål.docx
@@ -787,7 +787,7 @@
     <w:r>
       <w:tab/>
       <w:tab/>
-      <w:t>2026-01-23</w:t>
+      <w:t>2026-01-24</w:t>
       <w:br/>
       <w:br/>
     </w:r>

--- a/klagomål/A 3527-2026 FSC-klagomål.docx
+++ b/klagomål/A 3527-2026 FSC-klagomål.docx
@@ -787,7 +787,7 @@
     <w:r>
       <w:tab/>
       <w:tab/>
-      <w:t>2026-01-24</w:t>
+      <w:t>2026-01-25</w:t>
       <w:br/>
       <w:br/>
     </w:r>

--- a/klagomål/A 3527-2026 FSC-klagomål.docx
+++ b/klagomål/A 3527-2026 FSC-klagomål.docx
@@ -787,7 +787,7 @@
     <w:r>
       <w:tab/>
       <w:tab/>
-      <w:t>2026-01-25</w:t>
+      <w:t>2026-01-26</w:t>
       <w:br/>
       <w:br/>
     </w:r>

--- a/klagomål/A 3527-2026 FSC-klagomål.docx
+++ b/klagomål/A 3527-2026 FSC-klagomål.docx
@@ -787,7 +787,7 @@
     <w:r>
       <w:tab/>
       <w:tab/>
-      <w:t>2026-01-26</w:t>
+      <w:t>2026-01-27</w:t>
       <w:br/>
       <w:br/>
     </w:r>

--- a/klagomål/A 3527-2026 FSC-klagomål.docx
+++ b/klagomål/A 3527-2026 FSC-klagomål.docx
@@ -787,7 +787,7 @@
     <w:r>
       <w:tab/>
       <w:tab/>
-      <w:t>2026-01-27</w:t>
+      <w:t>2026-01-28</w:t>
       <w:br/>
       <w:br/>
     </w:r>

--- a/klagomål/A 3527-2026 FSC-klagomål.docx
+++ b/klagomål/A 3527-2026 FSC-klagomål.docx
@@ -805,7 +805,7 @@
     <w:r>
       <w:tab/>
       <w:tab/>
-      <w:t>2026-02-22</w:t>
+      <w:t>2026-02-23</w:t>
       <w:br/>
       <w:br/>
     </w:r>

--- a/klagomål/A 3527-2026 FSC-klagomål.docx
+++ b/klagomål/A 3527-2026 FSC-klagomål.docx
@@ -805,7 +805,7 @@
     <w:r>
       <w:tab/>
       <w:tab/>
-      <w:t>2026-02-23</w:t>
+      <w:t>2026-02-24</w:t>
       <w:br/>
       <w:br/>
     </w:r>

--- a/klagomål/A 3527-2026 FSC-klagomål.docx
+++ b/klagomål/A 3527-2026 FSC-klagomål.docx
@@ -805,7 +805,7 @@
     <w:r>
       <w:tab/>
       <w:tab/>
-      <w:t>2026-02-24</w:t>
+      <w:t>2026-02-25</w:t>
       <w:br/>
       <w:br/>
     </w:r>

--- a/klagomål/A 3527-2026 FSC-klagomål.docx
+++ b/klagomål/A 3527-2026 FSC-klagomål.docx
@@ -805,7 +805,7 @@
     <w:r>
       <w:tab/>
       <w:tab/>
-      <w:t>2026-02-25</w:t>
+      <w:t>2026-02-26</w:t>
       <w:br/>
       <w:br/>
     </w:r>

--- a/klagomål/A 3527-2026 FSC-klagomål.docx
+++ b/klagomål/A 3527-2026 FSC-klagomål.docx
@@ -805,7 +805,7 @@
     <w:r>
       <w:tab/>
       <w:tab/>
-      <w:t>2026-02-26</w:t>
+      <w:t>2026-02-28</w:t>
       <w:br/>
       <w:br/>
     </w:r>

--- a/klagomål/A 3527-2026 FSC-klagomål.docx
+++ b/klagomål/A 3527-2026 FSC-klagomål.docx
@@ -805,7 +805,7 @@
     <w:r>
       <w:tab/>
       <w:tab/>
-      <w:t>2026-02-28</w:t>
+      <w:t>2026-03-01</w:t>
       <w:br/>
       <w:br/>
     </w:r>

--- a/klagomål/A 3527-2026 FSC-klagomål.docx
+++ b/klagomål/A 3527-2026 FSC-klagomål.docx
@@ -805,7 +805,7 @@
     <w:r>
       <w:tab/>
       <w:tab/>
-      <w:t>2026-03-01</w:t>
+      <w:t>2026-03-02</w:t>
       <w:br/>
       <w:br/>
     </w:r>

--- a/klagomål/A 3527-2026 FSC-klagomål.docx
+++ b/klagomål/A 3527-2026 FSC-klagomål.docx
@@ -805,7 +805,7 @@
     <w:r>
       <w:tab/>
       <w:tab/>
-      <w:t>2026-03-02</w:t>
+      <w:t>2026-03-03</w:t>
       <w:br/>
       <w:br/>
     </w:r>

--- a/klagomål/A 3527-2026 FSC-klagomål.docx
+++ b/klagomål/A 3527-2026 FSC-klagomål.docx
@@ -805,7 +805,7 @@
     <w:r>
       <w:tab/>
       <w:tab/>
-      <w:t>2026-03-03</w:t>
+      <w:t>2026-03-04</w:t>
       <w:br/>
       <w:br/>
     </w:r>

--- a/klagomål/A 3527-2026 FSC-klagomål.docx
+++ b/klagomål/A 3527-2026 FSC-klagomål.docx
@@ -805,7 +805,7 @@
     <w:r>
       <w:tab/>
       <w:tab/>
-      <w:t>2026-03-04</w:t>
+      <w:t>2026-03-05</w:t>
       <w:br/>
       <w:br/>
     </w:r>

--- a/klagomål/A 3527-2026 FSC-klagomål.docx
+++ b/klagomål/A 3527-2026 FSC-klagomål.docx
@@ -805,7 +805,7 @@
     <w:r>
       <w:tab/>
       <w:tab/>
-      <w:t>2026-03-05</w:t>
+      <w:t>2026-03-06</w:t>
       <w:br/>
       <w:br/>
     </w:r>

--- a/klagomål/A 3527-2026 FSC-klagomål.docx
+++ b/klagomål/A 3527-2026 FSC-klagomål.docx
@@ -805,7 +805,7 @@
     <w:r>
       <w:tab/>
       <w:tab/>
-      <w:t>2026-03-06</w:t>
+      <w:t>2026-03-07</w:t>
       <w:br/>
       <w:br/>
     </w:r>

--- a/klagomål/A 3527-2026 FSC-klagomål.docx
+++ b/klagomål/A 3527-2026 FSC-klagomål.docx
@@ -805,7 +805,7 @@
     <w:r>
       <w:tab/>
       <w:tab/>
-      <w:t>2026-03-07</w:t>
+      <w:t>2026-03-08</w:t>
       <w:br/>
       <w:br/>
     </w:r>

--- a/klagomål/A 3527-2026 FSC-klagomål.docx
+++ b/klagomål/A 3527-2026 FSC-klagomål.docx
@@ -805,7 +805,7 @@
     <w:r>
       <w:tab/>
       <w:tab/>
-      <w:t>2026-03-08</w:t>
+      <w:t>2026-03-09</w:t>
       <w:br/>
       <w:br/>
     </w:r>

--- a/klagomål/A 3527-2026 FSC-klagomål.docx
+++ b/klagomål/A 3527-2026 FSC-klagomål.docx
@@ -805,7 +805,7 @@
     <w:r>
       <w:tab/>
       <w:tab/>
-      <w:t>2026-03-09</w:t>
+      <w:t>2026-03-10</w:t>
       <w:br/>
       <w:br/>
     </w:r>

--- a/klagomål/A 3527-2026 FSC-klagomål.docx
+++ b/klagomål/A 3527-2026 FSC-klagomål.docx
@@ -281,7 +281,7 @@
         <w:t>Entita (NT, §4)</w:t>
       </w:r>
       <w:r>
-        <w:t xml:space="preserve">, rödlistad som nära hotad och prioriterad art i Skogsvårdslagen, har häckningsrevir i anmälan. Minskningstakten innevarande 10-årsperiod beräknas till 20 (10–30) %. Entitan är ortstrogen och reviret är i genomsnitt omkring 5 hektar, ibland uppåt 20 hektar stort. Entitan är en utpräglad lövskogsfågel som föredrar flerskiktade, gärna högvuxna skogar med inslag av äldre träd och välutvecklat buskskikt. Även alkärr med videsnår hör till de miljöer som utnyttjas. Arten häckar ofta i skogar som är svagt eller inte alls påverkade av skogsbruk, ofta rör det sig om värdekärnor med höga naturvärden. Entitan missgynnas av konventionellt skogsbruk och dess ortstrohet och dåliga spridningsförmåga gör den känslig för fragmentering. Entita är typisk art för </w:t>
+        <w:t xml:space="preserve">, rödlistad som nära hotad och prioriterad art i Skogsvårdslagen, har häckningsrevir i anmälan. Minskningstakten innevarande 10-årsperiod beräknas till 20 (10–30) % och bedöms vara nära gränsvärdet för Sårbar (VU). Entitan är ortstrogen och reviret är i genomsnitt omkring 5 hektar, ibland uppåt 20 hektar stort. Entitan är en utpräglad lövskogsfågel som föredrar flerskiktade, gärna högvuxna skogar med inslag av äldre träd och välutvecklat buskskikt. Även alkärr med videsnår hör till de miljöer som utnyttjas. Arten häckar ofta i skogar som är svagt eller inte alls påverkade av skogsbruk, ofta rör det sig om värdekärnor med höga naturvärden. Entitan missgynnas av konventionellt skogsbruk och dess ortstrohet och dåliga spridningsförmåga gör den känslig för fragmentering. Entita är typisk art för </w:t>
       </w:r>
       <w:r>
         <w:rPr>
@@ -805,7 +805,7 @@
     <w:r>
       <w:tab/>
       <w:tab/>
-      <w:t>2026-03-10</w:t>
+      <w:t>2026-03-11</w:t>
       <w:br/>
       <w:br/>
     </w:r>

--- a/klagomål/A 3527-2026 FSC-klagomål.docx
+++ b/klagomål/A 3527-2026 FSC-klagomål.docx
@@ -805,7 +805,7 @@
     <w:r>
       <w:tab/>
       <w:tab/>
-      <w:t>2026-03-11</w:t>
+      <w:t>2026-03-12</w:t>
       <w:br/>
       <w:br/>
     </w:r>

--- a/klagomål/A 3527-2026 FSC-klagomål.docx
+++ b/klagomål/A 3527-2026 FSC-klagomål.docx
@@ -805,7 +805,7 @@
     <w:r>
       <w:tab/>
       <w:tab/>
-      <w:t>2026-03-12</w:t>
+      <w:t>2026-03-13</w:t>
       <w:br/>
       <w:br/>
     </w:r>

--- a/klagomål/A 3527-2026 FSC-klagomål.docx
+++ b/klagomål/A 3527-2026 FSC-klagomål.docx
@@ -805,7 +805,7 @@
     <w:r>
       <w:tab/>
       <w:tab/>
-      <w:t>2026-04-14</w:t>
+      <w:t>2026-04-15</w:t>
       <w:br/>
       <w:br/>
     </w:r>

--- a/klagomål/A 3527-2026 FSC-klagomål.docx
+++ b/klagomål/A 3527-2026 FSC-klagomål.docx
@@ -805,7 +805,7 @@
     <w:r>
       <w:tab/>
       <w:tab/>
-      <w:t>2026-04-15</w:t>
+      <w:t>2026-04-16</w:t>
       <w:br/>
       <w:br/>
     </w:r>

--- a/klagomål/A 3527-2026 FSC-klagomål.docx
+++ b/klagomål/A 3527-2026 FSC-klagomål.docx
@@ -805,7 +805,7 @@
     <w:r>
       <w:tab/>
       <w:tab/>
-      <w:t>2026-04-16</w:t>
+      <w:t>2026-04-17</w:t>
       <w:br/>
       <w:br/>
     </w:r>

--- a/klagomål/A 3527-2026 FSC-klagomål.docx
+++ b/klagomål/A 3527-2026 FSC-klagomål.docx
@@ -805,7 +805,7 @@
     <w:r>
       <w:tab/>
       <w:tab/>
-      <w:t>2026-04-17</w:t>
+      <w:t>2026-04-18</w:t>
       <w:br/>
       <w:br/>
     </w:r>

--- a/klagomål/A 3527-2026 FSC-klagomål.docx
+++ b/klagomål/A 3527-2026 FSC-klagomål.docx
@@ -805,7 +805,7 @@
     <w:r>
       <w:tab/>
       <w:tab/>
-      <w:t>2026-04-18</w:t>
+      <w:t>2026-04-19</w:t>
       <w:br/>
       <w:br/>
     </w:r>

--- a/klagomål/A 3527-2026 FSC-klagomål.docx
+++ b/klagomål/A 3527-2026 FSC-klagomål.docx
@@ -805,7 +805,7 @@
     <w:r>
       <w:tab/>
       <w:tab/>
-      <w:t>2026-04-19</w:t>
+      <w:t>2026-04-20</w:t>
       <w:br/>
       <w:br/>
     </w:r>

--- a/klagomål/A 3527-2026 FSC-klagomål.docx
+++ b/klagomål/A 3527-2026 FSC-klagomål.docx
@@ -805,7 +805,7 @@
     <w:r>
       <w:tab/>
       <w:tab/>
-      <w:t>2026-04-20</w:t>
+      <w:t>2026-04-21</w:t>
       <w:br/>
       <w:br/>
     </w:r>

--- a/klagomål/A 3527-2026 FSC-klagomål.docx
+++ b/klagomål/A 3527-2026 FSC-klagomål.docx
@@ -805,7 +805,7 @@
     <w:r>
       <w:tab/>
       <w:tab/>
-      <w:t>2026-04-21</w:t>
+      <w:t>2026-04-22</w:t>
       <w:br/>
       <w:br/>
     </w:r>

--- a/klagomål/A 3527-2026 FSC-klagomål.docx
+++ b/klagomål/A 3527-2026 FSC-klagomål.docx
@@ -805,7 +805,7 @@
     <w:r>
       <w:tab/>
       <w:tab/>
-      <w:t>2026-04-22</w:t>
+      <w:t>2026-04-23</w:t>
       <w:br/>
       <w:br/>
     </w:r>

--- a/klagomål/A 3527-2026 FSC-klagomål.docx
+++ b/klagomål/A 3527-2026 FSC-klagomål.docx
@@ -805,7 +805,7 @@
     <w:r>
       <w:tab/>
       <w:tab/>
-      <w:t>2026-04-23</w:t>
+      <w:t>2026-04-24</w:t>
       <w:br/>
       <w:br/>
     </w:r>

--- a/klagomål/A 3527-2026 FSC-klagomål.docx
+++ b/klagomål/A 3527-2026 FSC-klagomål.docx
@@ -805,7 +805,7 @@
     <w:r>
       <w:tab/>
       <w:tab/>
-      <w:t>2026-04-24</w:t>
+      <w:t>2026-04-25</w:t>
       <w:br/>
       <w:br/>
     </w:r>

--- a/klagomål/A 3527-2026 FSC-klagomål.docx
+++ b/klagomål/A 3527-2026 FSC-klagomål.docx
@@ -805,7 +805,7 @@
     <w:r>
       <w:tab/>
       <w:tab/>
-      <w:t>2026-04-25</w:t>
+      <w:t>2026-04-26</w:t>
       <w:br/>
       <w:br/>
     </w:r>

--- a/klagomål/A 3527-2026 FSC-klagomål.docx
+++ b/klagomål/A 3527-2026 FSC-klagomål.docx
@@ -805,7 +805,7 @@
     <w:r>
       <w:tab/>
       <w:tab/>
-      <w:t>2026-04-26</w:t>
+      <w:t>2026-04-27</w:t>
       <w:br/>
       <w:br/>
     </w:r>

--- a/klagomål/A 3527-2026 FSC-klagomål.docx
+++ b/klagomål/A 3527-2026 FSC-klagomål.docx
@@ -805,7 +805,7 @@
     <w:r>
       <w:tab/>
       <w:tab/>
-      <w:t>2026-04-27</w:t>
+      <w:t>2026-04-28</w:t>
       <w:br/>
       <w:br/>
     </w:r>

--- a/klagomål/A 3527-2026 FSC-klagomål.docx
+++ b/klagomål/A 3527-2026 FSC-klagomål.docx
@@ -805,7 +805,7 @@
     <w:r>
       <w:tab/>
       <w:tab/>
-      <w:t>2026-04-28</w:t>
+      <w:t>2026-04-29</w:t>
       <w:br/>
       <w:br/>
     </w:r>

--- a/klagomål/A 3527-2026 FSC-klagomål.docx
+++ b/klagomål/A 3527-2026 FSC-klagomål.docx
@@ -805,7 +805,7 @@
     <w:r>
       <w:tab/>
       <w:tab/>
-      <w:t>2026-04-29</w:t>
+      <w:t>2026-04-30</w:t>
       <w:br/>
       <w:br/>
     </w:r>

--- a/klagomål/A 3527-2026 FSC-klagomål.docx
+++ b/klagomål/A 3527-2026 FSC-klagomål.docx
@@ -805,7 +805,7 @@
     <w:r>
       <w:tab/>
       <w:tab/>
-      <w:t>2026-05-16</w:t>
+      <w:t>2026-05-17</w:t>
       <w:br/>
       <w:br/>
     </w:r>

--- a/klagomål/A 3527-2026 FSC-klagomål.docx
+++ b/klagomål/A 3527-2026 FSC-klagomål.docx
@@ -805,7 +805,7 @@
     <w:r>
       <w:tab/>
       <w:tab/>
-      <w:t>2026-05-17</w:t>
+      <w:t>2026-05-18</w:t>
       <w:br/>
       <w:br/>
     </w:r>

--- a/klagomål/A 3527-2026 FSC-klagomål.docx
+++ b/klagomål/A 3527-2026 FSC-klagomål.docx
@@ -805,7 +805,7 @@
     <w:r>
       <w:tab/>
       <w:tab/>
-      <w:t>2026-05-18</w:t>
+      <w:t>2026-05-19</w:t>
       <w:br/>
       <w:br/>
     </w:r>

--- a/klagomål/A 3527-2026 FSC-klagomål.docx
+++ b/klagomål/A 3527-2026 FSC-klagomål.docx
@@ -805,7 +805,7 @@
     <w:r>
       <w:tab/>
       <w:tab/>
-      <w:t>2026-05-19</w:t>
+      <w:t>2026-05-20</w:t>
       <w:br/>
       <w:br/>
     </w:r>

--- a/klagomål/A 3527-2026 FSC-klagomål.docx
+++ b/klagomål/A 3527-2026 FSC-klagomål.docx
@@ -805,7 +805,7 @@
     <w:r>
       <w:tab/>
       <w:tab/>
-      <w:t>2026-05-20</w:t>
+      <w:t>2026-05-21</w:t>
       <w:br/>
       <w:br/>
     </w:r>

--- a/klagomål/A 3527-2026 FSC-klagomål.docx
+++ b/klagomål/A 3527-2026 FSC-klagomål.docx
@@ -805,7 +805,7 @@
     <w:r>
       <w:tab/>
       <w:tab/>
-      <w:t>2026-05-21</w:t>
+      <w:t>2026-05-22</w:t>
       <w:br/>
       <w:br/>
     </w:r>

--- a/klagomål/A 3527-2026 FSC-klagomål.docx
+++ b/klagomål/A 3527-2026 FSC-klagomål.docx
@@ -805,7 +805,7 @@
     <w:r>
       <w:tab/>
       <w:tab/>
-      <w:t>2026-05-22</w:t>
+      <w:t>2026-05-23</w:t>
       <w:br/>
       <w:br/>
     </w:r>

--- a/klagomål/A 3527-2026 FSC-klagomål.docx
+++ b/klagomål/A 3527-2026 FSC-klagomål.docx
@@ -805,7 +805,7 @@
     <w:r>
       <w:tab/>
       <w:tab/>
-      <w:t>2026-05-23</w:t>
+      <w:t>2026-05-24</w:t>
       <w:br/>
       <w:br/>
     </w:r>

--- a/klagomål/A 3527-2026 FSC-klagomål.docx
+++ b/klagomål/A 3527-2026 FSC-klagomål.docx
@@ -805,7 +805,7 @@
     <w:r>
       <w:tab/>
       <w:tab/>
-      <w:t>2026-05-24</w:t>
+      <w:t>2026-05-25</w:t>
       <w:br/>
       <w:br/>
     </w:r>

--- a/klagomål/A 3527-2026 FSC-klagomål.docx
+++ b/klagomål/A 3527-2026 FSC-klagomål.docx
@@ -805,7 +805,7 @@
     <w:r>
       <w:tab/>
       <w:tab/>
-      <w:t>2026-05-25</w:t>
+      <w:t>2026-05-26</w:t>
       <w:br/>
       <w:br/>
     </w:r>

--- a/klagomål/A 3527-2026 FSC-klagomål.docx
+++ b/klagomål/A 3527-2026 FSC-klagomål.docx
@@ -805,7 +805,7 @@
     <w:r>
       <w:tab/>
       <w:tab/>
-      <w:t>2026-05-26</w:t>
+      <w:t>2026-05-27</w:t>
       <w:br/>
       <w:br/>
     </w:r>

--- a/klagomål/A 3527-2026 FSC-klagomål.docx
+++ b/klagomål/A 3527-2026 FSC-klagomål.docx
@@ -805,7 +805,7 @@
     <w:r>
       <w:tab/>
       <w:tab/>
-      <w:t>2026-05-27</w:t>
+      <w:t>2026-05-28</w:t>
       <w:br/>
       <w:br/>
     </w:r>

--- a/klagomål/A 3527-2026 FSC-klagomål.docx
+++ b/klagomål/A 3527-2026 FSC-klagomål.docx
@@ -805,7 +805,7 @@
     <w:r>
       <w:tab/>
       <w:tab/>
-      <w:t>2026-05-28</w:t>
+      <w:t>2026-05-29</w:t>
       <w:br/>
       <w:br/>
     </w:r>

--- a/klagomål/A 3527-2026 FSC-klagomål.docx
+++ b/klagomål/A 3527-2026 FSC-klagomål.docx
@@ -805,7 +805,7 @@
     <w:r>
       <w:tab/>
       <w:tab/>
-      <w:t>2026-05-29</w:t>
+      <w:t>2026-05-30</w:t>
       <w:br/>
       <w:br/>
     </w:r>

--- a/klagomål/A 3527-2026 FSC-klagomål.docx
+++ b/klagomål/A 3527-2026 FSC-klagomål.docx
@@ -805,7 +805,7 @@
     <w:r>
       <w:tab/>
       <w:tab/>
-      <w:t>2026-05-30</w:t>
+      <w:t>2026-05-31</w:t>
       <w:br/>
       <w:br/>
     </w:r>

--- a/klagomål/A 3527-2026 FSC-klagomål.docx
+++ b/klagomål/A 3527-2026 FSC-klagomål.docx
@@ -805,7 +805,7 @@
     <w:r>
       <w:tab/>
       <w:tab/>
-      <w:t>2026-05-31</w:t>
+      <w:t>2026-06-01</w:t>
       <w:br/>
       <w:br/>
     </w:r>

--- a/klagomål/A 3527-2026 FSC-klagomål.docx
+++ b/klagomål/A 3527-2026 FSC-klagomål.docx
@@ -805,7 +805,7 @@
     <w:r>
       <w:tab/>
       <w:tab/>
-      <w:t>2026-06-01</w:t>
+      <w:t>2026-06-02</w:t>
       <w:br/>
       <w:br/>
     </w:r>

--- a/klagomål/A 3527-2026 FSC-klagomål.docx
+++ b/klagomål/A 3527-2026 FSC-klagomål.docx
@@ -805,7 +805,7 @@
     <w:r>
       <w:tab/>
       <w:tab/>
-      <w:t>2026-06-02</w:t>
+      <w:t>2026-06-03</w:t>
       <w:br/>
       <w:br/>
     </w:r>

--- a/klagomål/A 3527-2026 FSC-klagomål.docx
+++ b/klagomål/A 3527-2026 FSC-klagomål.docx
@@ -805,7 +805,7 @@
     <w:r>
       <w:tab/>
       <w:tab/>
-      <w:t>2026-06-03</w:t>
+      <w:t>2026-06-04</w:t>
       <w:br/>
       <w:br/>
     </w:r>

--- a/klagomål/A 3527-2026 FSC-klagomål.docx
+++ b/klagomål/A 3527-2026 FSC-klagomål.docx
@@ -805,7 +805,7 @@
     <w:r>
       <w:tab/>
       <w:tab/>
-      <w:t>2026-06-04</w:t>
+      <w:t>2026-06-05</w:t>
       <w:br/>
       <w:br/>
     </w:r>

--- a/klagomål/A 3527-2026 FSC-klagomål.docx
+++ b/klagomål/A 3527-2026 FSC-klagomål.docx
@@ -805,7 +805,7 @@
     <w:r>
       <w:tab/>
       <w:tab/>
-      <w:t>2026-06-05</w:t>
+      <w:t>2026-06-06</w:t>
       <w:br/>
       <w:br/>
     </w:r>

--- a/klagomål/A 3527-2026 FSC-klagomål.docx
+++ b/klagomål/A 3527-2026 FSC-klagomål.docx
@@ -805,7 +805,7 @@
     <w:r>
       <w:tab/>
       <w:tab/>
-      <w:t>2026-06-06</w:t>
+      <w:t>2026-06-07</w:t>
       <w:br/>
       <w:br/>
     </w:r>

--- a/klagomål/A 3527-2026 FSC-klagomål.docx
+++ b/klagomål/A 3527-2026 FSC-klagomål.docx
@@ -805,7 +805,7 @@
     <w:r>
       <w:tab/>
       <w:tab/>
-      <w:t>2026-06-07</w:t>
+      <w:t>2026-06-08</w:t>
       <w:br/>
       <w:br/>
     </w:r>
